--- a/testakten/sozialrecht-elektrorollstuhl-koerner-oldenburg/17_aerztliche_verordnung_vollstaendig.docx
+++ b/testakten/sozialrecht-elektrorollstuhl-koerner-oldenburg/17_aerztliche_verordnung_vollstaendig.docx
@@ -7,7 +7,7 @@
         <w:pStyle w:val="Heading1"/>
       </w:pPr>
       <w:r>
-        <w:t>Aerztliche Verordnung, vollstaendig ausformuliert</w:t>
+        <w:t>Ärztliche Verordnung, vollständig ausformuliert</w:t>
       </w:r>
     </w:p>
     <w:p>
@@ -29,7 +29,7 @@
           <w:i w:val="0"/>
           <w:sz w:val="22"/>
         </w:rPr>
-        <w:t>Donnerschweer Strasse 44, 26123 Oldenburg</w:t>
+        <w:t>Donnerschweer Straße 44, 26123 Oldenburg</w:t>
       </w:r>
     </w:p>
     <w:p/>
@@ -41,7 +41,7 @@
           <w:i w:val="0"/>
           <w:sz w:val="22"/>
         </w:rPr>
-        <w:t>Verordnung vom 16.05.2026 fuer Herrn Heinz Koerner, geboren 03.02.1948, wohnhaft Donnerschweer Strasse 112, 26123 Oldenburg.</w:t>
+        <w:t>Verordnung vom 16.05.2026 für Herrn Heinz Körner, geboren 03.02.1948, wohnhaft Donnerschweer Straße 112, 26123 Oldenburg.</w:t>
       </w:r>
     </w:p>
     <w:p>
@@ -187,7 +187,7 @@
                 <w:rFonts w:ascii="Times New Roman" w:hAnsi="Times New Roman"/>
                 <w:sz w:val="20"/>
               </w:rPr>
-              <w:t>Zustand nach Hueft-Totalendoprothese links</w:t>
+              <w:t>Zustand nach Hüft-Totalendoprothese links</w:t>
             </w:r>
           </w:p>
         </w:tc>
@@ -251,7 +251,7 @@
                 <w:rFonts w:ascii="Times New Roman" w:hAnsi="Times New Roman"/>
                 <w:sz w:val="20"/>
               </w:rPr>
-              <w:t>Diabetes mellitus Typ 2 ohne Komplikationen, entgleist mit Folgeschaeden anderenorts kodiert</w:t>
+              <w:t>Diabetes mellitus Typ 2 ohne Komplikationen, entgleist mit Folgeschäden anderenorts kodiert</w:t>
             </w:r>
           </w:p>
         </w:tc>
@@ -274,7 +274,7 @@
           <w:i w:val="0"/>
           <w:sz w:val="22"/>
         </w:rPr>
-        <w:t>Verordnet wird ein Elektrorollstuhl, kompakte Innenraum- und Nahbereichsausfuehrung, mit Kippschutz, gedrosselter Geschwindigkeit und Fahrtraining. Hilfsmittelnummer nach Produktgruppe 18 des Hilfsmittelverzeichnisses.</w:t>
+        <w:t>Verordnet wird ein Elektrorollstuhl, kompakte Innenraum- und Nahbereichsausführung, mit Kippschutz, gedrosselter Geschwindigkeit und Fahrtraining. Hilfsmittelnummer nach Produktgruppe 18 des Hilfsmittelverzeichnisses.</w:t>
       </w:r>
     </w:p>
     <w:p>
@@ -282,7 +282,7 @@
         <w:pStyle w:val="Heading2"/>
       </w:pPr>
       <w:r>
-        <w:t>3. Begruendung des Mobilitaetsverlusts</w:t>
+        <w:t>3. Begründung des Mobilitätsverlusts</w:t>
       </w:r>
     </w:p>
     <w:p>
@@ -293,7 +293,7 @@
           <w:i w:val="0"/>
           <w:sz w:val="22"/>
         </w:rPr>
-        <w:t>Herr Koerner kann im Innenbereich nur wenige Schritte mit Unterarmgehstuetze zuruecklegen, danach droht Sturzgefahr durch die diabetische Polyneuropathie mit vermindertem Gefuehl in beiden Fuessen. Der Rollator bietet auf ebener Strecke im Hausflur begrenzte Sicherheit, ist aber auf dem unebenen Gehweg vor dem Haus und beim Ueberqueren der Bordsteinkante nicht ausreichend sicher nutzbar. Ein manueller Rollstuhl kann von Herrn Koerner wegen eingeschraenkter Schulterkraft nach der Hueftoperation nicht selbststaendig angetrieben werden.</w:t>
+        <w:t>Herr Körner kann im Innenbereich nur wenige Schritte mit Unterarmgehstütze zurücklegen, danach droht Sturzgefahr durch die diabetische Polyneuropathie mit vermindertem Gefühl in beiden Füßen. Der Rollator bietet auf ebener Strecke im Hausflur begrenzte Sicherheit, ist aber auf dem unebenen Gehweg vor dem Haus und beim Überqueren der Bordsteinkante nicht ausreichend sicher nutzbar. Ein manueller Rollstuhl kann von Herrn Körner wegen eingeschränkter Schulterkraft nach der Hüftoperation nicht selbstständig angetrieben werden.</w:t>
       </w:r>
     </w:p>
     <w:p>
@@ -312,7 +312,7 @@
           <w:i w:val="0"/>
           <w:sz w:val="22"/>
         </w:rPr>
-        <w:t>Ziel der Versorgung ist die Wiederherstellung einer selbststaendigen Mobilitaet im Nahbereich der Wohnung, insbesondere fuer Arztbesuche, Apothekenwege und den Weg zum Briefkasten, ohne durchgehende Angewiesenheit auf eine Begleitperson.</w:t>
+        <w:t>Ziel der Versorgung ist die Wiederherstellung einer selbstständigen Mobilität im Nahbereich der Wohnung, insbesondere für Arztbesuche, Apothekenwege und den Weg zum Briefkasten, ohne durchgehende Angewiesenheit auf eine Begleitperson.</w:t>
       </w:r>
     </w:p>
     <w:p>
@@ -331,22 +331,11 @@
           <w:i w:val="0"/>
           <w:sz w:val="22"/>
         </w:rPr>
-        <w:t>Angesichts wiederholter Stuerze in den letzten zwoelf Monaten und der zunehmenden sozialen Isolation wird eine zeitnahe Bearbeitung des Antrags dringend angeraten.</w:t>
-      </w:r>
-    </w:p>
-    <w:p>
-      <w:r>
-        <w:rPr>
-          <w:rFonts w:ascii="Times New Roman" w:hAnsi="Times New Roman"/>
-          <w:b w:val="0"/>
-          <w:i w:val="0"/>
-          <w:sz w:val="22"/>
-        </w:rPr>
-        <w:t>Formathinweis: Dieses Aktenstück wird in Times New Roman, 11 pt, mit ausschließlich dezimaler Gliederung ausgegeben.</w:t>
+        <w:t>Angesichts wiederholter Stürze in den letzten zwölf Monaten und der zunehmenden sozialen Isolation wird eine zeitnahe Bearbeitung des Antrags dringend angeraten.</w:t>
       </w:r>
     </w:p>
     <w:sectPr>
-      <w:pgSz w:w="12240" w:h="15840"/>
+      <w:pgSz w:w="11906" w:h="16838"/>
       <w:pgMar w:top="1440" w:right="1800" w:bottom="1440" w:left="1800" w:header="720" w:footer="720" w:gutter="0"/>
       <w:cols w:space="720"/>
       <w:docGrid w:linePitch="360"/>
